--- a/competition/ClaimAI_resume_RU.docx
+++ b/competition/ClaimAI_resume_RU.docx
@@ -62,7 +62,7 @@
                 <w:sz w:val="22"/>
                 <w:szCs w:val="22"/>
               </w:rPr>
-              <w:t xml:space="preserve">Резюме проекта</w:t>
+              <w:t xml:space="preserve">Резюме проекта · Республиканский конкурс студенческих проектов и исследований Ассоциации Банков РК</w:t>
             </w:r>
           </w:p>
         </w:tc>
@@ -94,7 +94,7 @@
           <w:sz w:val="22"/>
           <w:szCs w:val="22"/>
         </w:rPr>
-        <w:t xml:space="preserve">Али Толегенович Биданов, студент 3 курса, Международный университет информационных технологий (Алматы, ул. Манаса, 34/1), alibig860@gmail.com.</w:t>
+        <w:t xml:space="preserve">Али Толегенович Биданов, студент 3 курса, Международный университет информационных технологий (Алматы, ул. Манаса, 34/1), alibig860@gmail.com, +7 777 034 79 76.</w:t>
       </w:r>
     </w:p>
     <w:p>
@@ -402,7 +402,7 @@
           <w:sz w:val="22"/>
           <w:szCs w:val="22"/>
         </w:rPr>
-        <w:t xml:space="preserve">репозиторий [ссылка на репозиторий GitHub], демо [ссылка на работающий прототип].</w:t>
+        <w:t xml:space="preserve">репозиторий https://github.com/AliDamn/hack, демо [ссылка на работающий прототип].</w:t>
       </w:r>
     </w:p>
     <w:sectPr>

--- a/competition/ClaimAI_resume_RU.docx
+++ b/competition/ClaimAI_resume_RU.docx
@@ -270,7 +270,7 @@
           <w:sz w:val="22"/>
           <w:szCs w:val="22"/>
         </w:rPr>
-        <w:t xml:space="preserve">Четыре синтетических демо-кейса и развёртывание через Docker, Vercel и Render.</w:t>
+        <w:t xml:space="preserve">Четыре синтетических демо-кейса и настроено развёртывание через Docker, Vercel и Render.</w:t>
       </w:r>
     </w:p>
     <w:p>
@@ -402,7 +402,7 @@
           <w:sz w:val="22"/>
           <w:szCs w:val="22"/>
         </w:rPr>
-        <w:t xml:space="preserve">репозиторий https://github.com/AliDamn/hack, демо [ссылка на работающий прототип].</w:t>
+        <w:t xml:space="preserve">репозиторий https://github.com/AliDamn/hack.</w:t>
       </w:r>
     </w:p>
     <w:sectPr>
